--- a/docs/Fluxo - Administração - Moderação.md.docx
+++ b/docs/Fluxo - Administração - Moderação.md.docx
@@ -6729,6 +6729,248 @@
           <w:rtl w:val="0"/>
         </w:rPr>
         <w:t xml:space="preserve">Este documento deve permanecer como referência funcional para o desenvolvimento das telas administrativas de Moderação.</w:t>
+      </w:r>
+    </w:p>
+    <w:p>
+      <w:pPr>
+        <w:rPr/>
+      </w:pPr>
+      <w:r>
+        <w:rPr>
+          <w:rtl w:val="0"/>
+        </w:rPr>
+      </w:r>
+    </w:p>
+    <w:p>
+      <w:pPr>
+        <w:rPr/>
+      </w:pPr>
+      <w:r>
+        <w:rPr>
+          <w:rtl w:val="0"/>
+        </w:rPr>
+        <w:t xml:space="preserve">## Matriz de permissões</w:t>
+      </w:r>
+    </w:p>
+    <w:p>
+      <w:pPr>
+        <w:rPr/>
+      </w:pPr>
+      <w:r>
+        <w:rPr>
+          <w:rtl w:val="0"/>
+        </w:rPr>
+        <w:t xml:space="preserve">Administrador Global: usuário com Status de superusuário ativo no Django. Acesso ao Django Admin: flag Membro da equipe, sem equivalência automática com Administrador Global.</w:t>
+      </w:r>
+    </w:p>
+    <w:p>
+      <w:pPr>
+        <w:rPr/>
+      </w:pPr>
+      <w:r>
+        <w:rPr>
+          <w:rtl w:val="0"/>
+        </w:rPr>
+      </w:r>
+    </w:p>
+    <w:p>
+      <w:pPr>
+        <w:rPr/>
+      </w:pPr>
+      <w:r>
+        <w:rPr>
+          <w:rtl w:val="0"/>
+        </w:rPr>
+        <w:t xml:space="preserve">Administrador do Evento gerencia Moderadores e Operadores, permissões operacionais, métricas e relatórios. Pode delegar temporariamente a administração somente a Moderador e retomá-la depois; ambas as ações são auditadas e notificadas ao Administrador Global.</w:t>
+      </w:r>
+    </w:p>
+    <w:p>
+      <w:pPr>
+        <w:rPr/>
+      </w:pPr>
+      <w:r>
+        <w:rPr>
+          <w:rtl w:val="0"/>
+        </w:rPr>
+      </w:r>
+    </w:p>
+    <w:p>
+      <w:pPr>
+        <w:rPr/>
+      </w:pPr>
+      <w:r>
+        <w:rPr>
+          <w:rtl w:val="0"/>
+        </w:rPr>
+        <w:t xml:space="preserve">Permissões operacionais delegáveis: tratativas de denúncias, bloqueios/desbloqueios, passes, ativação/desativação de perfil, foto de ativação, remoção de foto e edição de bio vinculada a uma tratativa.</w:t>
+      </w:r>
+    </w:p>
+    <w:p>
+      <w:pPr>
+        <w:rPr/>
+      </w:pPr>
+      <w:r>
+        <w:rPr>
+          <w:rtl w:val="0"/>
+        </w:rPr>
+      </w:r>
+    </w:p>
+    <w:p>
+      <w:pPr>
+        <w:rPr/>
+      </w:pPr>
+      <w:r>
+        <w:rPr>
+          <w:rtl w:val="0"/>
+        </w:rPr>
+        <w:t xml:space="preserve">Moderador atua nas tratativas conforme permissões recebidas, sem gerenciar equipe/permissões e sem acesso a métricas/relatórios.</w:t>
+      </w:r>
+    </w:p>
+    <w:p>
+      <w:pPr>
+        <w:rPr/>
+      </w:pPr>
+      <w:r>
+        <w:rPr>
+          <w:rtl w:val="0"/>
+        </w:rPr>
+      </w:r>
+    </w:p>
+    <w:p>
+      <w:pPr>
+        <w:rPr/>
+      </w:pPr>
+      <w:r>
+        <w:rPr>
+          <w:rtl w:val="0"/>
+        </w:rPr>
+        <w:t xml:space="preserve">Operador atua principalmente na foto de outfit e ativação do perfil, disponibilização do QR Code e abertura de ocorrências administrativas do participante.</w:t>
+      </w:r>
+    </w:p>
+    <w:p>
+      <w:pPr>
+        <w:rPr/>
+      </w:pPr>
+      <w:r>
+        <w:rPr>
+          <w:rtl w:val="0"/>
+        </w:rPr>
+      </w:r>
+    </w:p>
+    <w:p>
+      <w:pPr>
+        <w:rPr/>
+      </w:pPr>
+      <w:r>
+        <w:rPr>
+          <w:rtl w:val="0"/>
+        </w:rPr>
+        <w:t xml:space="preserve">Intervenções em perfil devem ser vinculadas à denúncia que as originou ou à solicitação de suporte feita pelo participante dentro de Mensagens. Ações relevantes devem ser auditáveis.</w:t>
+      </w:r>
+    </w:p>
+    <w:p>
+      <w:pPr>
+        <w:rPr/>
+      </w:pPr>
+      <w:r>
+        <w:rPr>
+          <w:rtl w:val="0"/>
+        </w:rPr>
+      </w:r>
+    </w:p>
+    <w:p>
+      <w:pPr>
+        <w:rPr/>
+      </w:pPr>
+      <w:r>
+        <w:rPr>
+          <w:rtl w:val="0"/>
+        </w:rPr>
+        <w:t xml:space="preserve">## Denúncias e segurança</w:t>
+      </w:r>
+    </w:p>
+    <w:p>
+      <w:pPr>
+        <w:rPr/>
+      </w:pPr>
+      <w:r>
+        <w:rPr>
+          <w:rtl w:val="0"/>
+        </w:rPr>
+        <w:t xml:space="preserve">O participante pode denunciar pela Descoberta, perfil expandido ou Mensagens, com relato obrigatório e indicação do conteúdo relacionado. Conteúdos substituídos permanecem vinculados ao histórico para auditoria conforme retenção. Dez denúncias válidas alertam a moderação do evento; vinte desativam automaticamente o perfil para análise e notificam a Administração Global. Denúncias consideradas infundadas deixam de contar. O histórico permanece ligado ao perfil global, sem banimento automático em eventos futuros.</w:t>
+      </w:r>
+    </w:p>
+    <w:p>
+      <w:pPr>
+        <w:rPr/>
+      </w:pPr>
+      <w:r>
+        <w:rPr>
+          <w:rtl w:val="0"/>
+        </w:rPr>
+      </w:r>
+    </w:p>
+    <w:p>
+      <w:pPr>
+        <w:rPr/>
+      </w:pPr>
+      <w:r>
+        <w:rPr>
+          <w:rtl w:val="0"/>
+        </w:rPr>
+        <w:t xml:space="preserve">## LGPD, retenção e eliminação</w:t>
+      </w:r>
+    </w:p>
+    <w:p>
+      <w:pPr>
+        <w:rPr/>
+      </w:pPr>
+      <w:r>
+        <w:rPr>
+          <w:rtl w:val="0"/>
+        </w:rPr>
+        <w:t xml:space="preserve">As regras detalhadas de categorias de dados, temporalidade, anonimização, exclusão, direitos do titular e preservação judicial estão centralizadas no documento **LGPD - Retenção, Eliminação e Direitos do Titular**. Não existe prazo único para todos os dados: cada categoria deve seguir finalidade, base legal e matriz de retenção próprias. Os 15 dias para arquivamento do evento são regra operacional, não prazo jurídico. O projeto deve aplicar ConsentRecord, DataRetentionRecord, LegalHold, PrivacyRequest e AuditLog conforme essa política. Antes da produção, os prazos específicos ainda não fixados devem passar por validação jurídica.</w:t>
+      </w:r>
+    </w:p>
+    <w:p>
+      <w:pPr>
+        <w:rPr/>
+      </w:pPr>
+      <w:r>
+        <w:rPr>
+          <w:rtl w:val="0"/>
+        </w:rPr>
+        <w:t xml:space="preserve">Documento: https://docs.google.com/document/d/1iVfUgkg_0EBERID5z9ZA-WnRu9e6bIDECgBTFW0pmM0/edit</w:t>
+      </w:r>
+    </w:p>
+    <w:p>
+      <w:pPr>
+        <w:rPr/>
+      </w:pPr>
+      <w:r>
+        <w:rPr>
+          <w:rtl w:val="0"/>
+        </w:rPr>
+      </w:r>
+    </w:p>
+    <w:p>
+      <w:pPr>
+        <w:rPr/>
+      </w:pPr>
+      <w:r>
+        <w:rPr>
+          <w:rtl w:val="0"/>
+        </w:rPr>
+      </w:r>
+    </w:p>
+    <w:p>
+      <w:pPr>
+        <w:rPr/>
+      </w:pPr>
+      <w:r>
+        <w:rPr>
+          <w:rtl w:val="0"/>
+        </w:rPr>
       </w:r>
     </w:p>
     <w:p>
